--- a/content/blog/socialnyj-rejting-v-kitae.DZEN.docx
+++ b/content/blog/socialnyj-rejting-v-kitae.DZEN.docx
@@ -42,7 +42,7 @@
           <w:sz w:val="44"/>
           <w:szCs w:val="44"/>
         </w:rPr>
-        <w:t xml:space="preserve">как он устроен на самом деле</w:t>
+        <w:t xml:space="preserve">как он устроен</w:t>
       </w:r>
     </w:p>
     <w:p>
